--- a/paper/MEGA27-16-gse2034-relapse-ml.docx
+++ b/paper/MEGA27-16-gse2034-relapse-ml.docx
@@ -12,11 +12,8 @@
       </w:r>
     </w:p>
     <w:p>
-      <w:pPr>
-        <w:jc w:val="center"/>
-      </w:pPr>
       <w:r>
-        <w:t>Udita Phookan - MEGA-PROGRAM-27, item 16 (real-data ML study)</w:t>
+        <w:t>Udita Phookan</w:t>
       </w:r>
     </w:p>
     <w:p>
